--- a/downloads/documents/05 Materials/Unit 06/Slides/Slides 06.16 - Cook Day.docx
+++ b/downloads/documents/05 Materials/Unit 06/Slides/Slides 06.16 - Cook Day.docx
@@ -212,7 +212,7 @@
         <w:rPr>
           <w:b/>
         </w:rPr>
-        <w:t xml:space="preserve">In thirty-six minutes we eat.</w:t>
+        <w:t xml:space="preserve">In twenty-five minutes we eat.</w:t>
       </w:r>
       <w:r>
         <w:t xml:space="preserve"> </w:t>

--- a/downloads/documents/05 Materials/Unit 06/Slides/Slides 06.16 - Cook Day.docx
+++ b/downloads/documents/05 Materials/Unit 06/Slides/Slides 06.16 - Cook Day.docx
@@ -6,9 +6,9 @@
       <w:pPr>
         <w:pStyle w:val="Heading1"/>
       </w:pPr>
-      <w:bookmarkStart w:id="20" w:name="slides-06.16-cook-day"/>
-      <w:r>
-        <w:t xml:space="preserve">Slides 06.16: Cook Day</w:t>
+      <w:bookmarkStart w:id="20" w:name="slides-6.16-cook-day"/>
+      <w:r>
+        <w:t xml:space="preserve">Slides 6.16: Cook Day</w:t>
       </w:r>
       <w:bookmarkEnd w:id="20"/>
     </w:p>
